--- a/docs/DIB_REQ_DES.docx
+++ b/docs/DIB_REQ_DES.docx
@@ -342,12 +342,12 @@
         <w:pStyle w:val="Heading2"/>
       </w:pPr>
       <w:r>
-        <w:t>1.2. Yêu cầu đặc thù theo Milestone</w:t>
+        <w:t>1.2. Yêu cầu đặc thù (theo nhu cầu chức năng, không theo Milestone)</w:t>
       </w:r>
     </w:p>
     <w:p>
       <w:r>
-        <w:t>Cột 'Truy vết' chỉ rõ REQ hệ thống cha (hoặc DES bậc cao hơn) mà REQ này phục vụ — theo yêu cầu traceability của Appendix C, NASA Systems Engineering Handbook. Cột 'DES' trỏ sang mã DES tương ứng ở mục 2 bên dưới.</w:t>
+        <w:t>Một REQ có thể được kiểm chứng lại ở nhiều milestone liên tiếp — cột 'Tham chiếu' liệt kê đủ các milestone đó cùng mã DES (mục 2 bên dưới) hiện thực nó, phục vụ đối chiếu qua lại theo yêu cầu traceability của Appendix C, NASA Systems Engineering Handbook.</w:t>
       </w:r>
     </w:p>
     <w:tbl>
@@ -413,7 +413,7 @@
               <w:rPr>
                 <w:b/>
               </w:rPr>
-              <w:t>Kiểm chứng</w:t>
+              <w:t>Tiêu chí nghiệm thu</w:t>
             </w:r>
           </w:p>
         </w:tc>
@@ -426,7 +426,7 @@
               <w:rPr>
                 <w:b/>
               </w:rPr>
-              <w:t>Truy vết</w:t>
+              <w:t>Tham chiếu</w:t>
             </w:r>
           </w:p>
         </w:tc>
@@ -439,7 +439,7 @@
               <w:rPr>
                 <w:b/>
               </w:rPr>
-              <w:t>DES</w:t>
+              <w:t>Ghi chú</w:t>
             </w:r>
           </w:p>
         </w:tc>
@@ -451,7 +451,7 @@
           </w:tcPr>
           <w:p>
             <w:r>
-              <w:t>REQ-M1-01</w:t>
+              <w:t>REQ_DIB_BOX_STATE_001</w:t>
             </w:r>
           </w:p>
         </w:tc>
@@ -461,7 +461,7 @@
           </w:tcPr>
           <w:p>
             <w:r>
-              <w:t>Build sạch, không phụ thuộc ngoài repo</w:t>
+              <w:t>Box phải mở đường tiếp nhận khi được yêu cầu hạ cánh</w:t>
             </w:r>
           </w:p>
         </w:tc>
@@ -471,7 +471,7 @@
           </w:tcPr>
           <w:p>
             <w:r>
-              <w:t>box_state_manager_node phải build sạch bằng colcon khi chỉ phụ thuộc bộ dib_msgs trong repo (không phụ thuộc kho message ngoài).</w:t>
+              <w:t>Khi nhận yêu cầu hạ cánh hợp lệ lúc đang trống, box phải mở nắp/kẹp và chuyển sang trạng thái sẵn sàng đón drone trong thời gian hữu hạn.</w:t>
             </w:r>
           </w:p>
         </w:tc>
@@ -481,7 +481,7 @@
           </w:tcPr>
           <w:p>
             <w:r>
-              <w:t>Test</w:t>
+              <w:t>Đúng trình tự EMPTY -&gt; IDLE -&gt; PREPARING_FOR_LANDING -&gt; WAITING_FOR_LANDING(7); PASS driver headless (M1, exit code 0), lặp lại đúng qua Gazebo thật (M2 test 6a, M3 PASS 8/8) và qua split-domain (M4 PASS 8/8).</w:t>
             </w:r>
           </w:p>
         </w:tc>
@@ -491,7 +491,27 @@
           </w:tcPr>
           <w:p>
             <w:r>
-              <w:t>Ràng buộc triển khai nội bộ — tiền đề để mọi REQ_BOX_* phía sau kiểm chứng được trên SITL clone-and-run.</w:t>
+              <w:t>DES-01, DES-03, DES-06, DES-07 · M1, M2, M3, M4</w:t>
+            </w:r>
+          </w:p>
+        </w:tc>
+        <w:tc>
+          <w:tcPr>
+            <w:tcW w:type="dxa" w:w="1440"/>
+          </w:tcPr>
+          <w:p>
+            <w:r/>
+          </w:p>
+        </w:tc>
+      </w:tr>
+      <w:tr>
+        <w:tc>
+          <w:tcPr>
+            <w:tcW w:type="dxa" w:w="1440"/>
+          </w:tcPr>
+          <w:p>
+            <w:r>
+              <w:t>REQ_DIB_BOX_STATE_002</w:t>
             </w:r>
           </w:p>
         </w:tc>
@@ -501,7 +521,167 @@
           </w:tcPr>
           <w:p>
             <w:r>
-              <w:t>DES-01</w:t>
+              <w:t>Box phải xác nhận drone đã hạ cánh thật trước khi bảo vệ</w:t>
+            </w:r>
+          </w:p>
+        </w:tc>
+        <w:tc>
+          <w:tcPr>
+            <w:tcW w:type="dxa" w:w="1440"/>
+          </w:tcPr>
+          <w:p>
+            <w:r>
+              <w:t>Box chỉ được kẹp giữ/đóng nắp sau khi có xác nhận thật drone đã chạm đất, không suy đoán bằng thời gian chờ.</w:t>
+            </w:r>
+          </w:p>
+        </w:tc>
+        <w:tc>
+          <w:tcPr>
+            <w:tcW w:type="dxa" w:w="1440"/>
+          </w:tcPr>
+          <w:p>
+            <w:r>
+              <w:t>SECURING_DRONE(8) kích đúng thời điểm MAVROS landed_state=ON_GROUND (M2 test 6b); lặp lại đúng ở M3 (PASS 8/8), M4 split-domain (PASS 8/8).</w:t>
+            </w:r>
+          </w:p>
+        </w:tc>
+        <w:tc>
+          <w:tcPr>
+            <w:tcW w:type="dxa" w:w="1440"/>
+          </w:tcPr>
+          <w:p>
+            <w:r>
+              <w:t>DES-02 · M2, M3, M4</w:t>
+            </w:r>
+          </w:p>
+        </w:tc>
+        <w:tc>
+          <w:tcPr>
+            <w:tcW w:type="dxa" w:w="1440"/>
+          </w:tcPr>
+          <w:p>
+            <w:r/>
+          </w:p>
+        </w:tc>
+      </w:tr>
+      <w:tr>
+        <w:tc>
+          <w:tcPr>
+            <w:tcW w:type="dxa" w:w="1440"/>
+          </w:tcPr>
+          <w:p>
+            <w:r>
+              <w:t>REQ_DIB_BOX_STATE_003</w:t>
+            </w:r>
+          </w:p>
+        </w:tc>
+        <w:tc>
+          <w:tcPr>
+            <w:tcW w:type="dxa" w:w="1440"/>
+          </w:tcPr>
+          <w:p>
+            <w:r>
+              <w:t>Box phải tự khép chu trình bảo vệ và chuyển sang sạc</w:t>
+            </w:r>
+          </w:p>
+        </w:tc>
+        <w:tc>
+          <w:tcPr>
+            <w:tcW w:type="dxa" w:w="1440"/>
+          </w:tcPr>
+          <w:p>
+            <w:r>
+              <w:t>Sau khi bảo vệ drone xong (kẹp, đóng nắp, cắt điện an toàn), box phải tự động chuyển sang trạng thái sạc, không cần can thiệp tay.</w:t>
+            </w:r>
+          </w:p>
+        </w:tc>
+        <w:tc>
+          <w:tcPr>
+            <w:tcW w:type="dxa" w:w="1440"/>
+          </w:tcPr>
+          <w:p>
+            <w:r>
+              <w:t>Chuỗi SECURING_DRONE(8) -&gt; CHARGING(9) hoàn tất tự động; đo M4: POWER_OFF -&gt; CHARGING ~4.6s sau khi cắt điện.</w:t>
+            </w:r>
+          </w:p>
+        </w:tc>
+        <w:tc>
+          <w:tcPr>
+            <w:tcW w:type="dxa" w:w="1440"/>
+          </w:tcPr>
+          <w:p>
+            <w:r>
+              <w:t>DES-01, DES-08 · M1, M2, M3, M4</w:t>
+            </w:r>
+          </w:p>
+        </w:tc>
+        <w:tc>
+          <w:tcPr>
+            <w:tcW w:type="dxa" w:w="1440"/>
+          </w:tcPr>
+          <w:p>
+            <w:r/>
+          </w:p>
+        </w:tc>
+      </w:tr>
+      <w:tr>
+        <w:tc>
+          <w:tcPr>
+            <w:tcW w:type="dxa" w:w="1440"/>
+          </w:tcPr>
+          <w:p>
+            <w:r>
+              <w:t>REQ_DIB_BOX_STATE_004</w:t>
+            </w:r>
+          </w:p>
+        </w:tc>
+        <w:tc>
+          <w:tcPr>
+            <w:tcW w:type="dxa" w:w="1440"/>
+          </w:tcPr>
+          <w:p>
+            <w:r>
+              <w:t>Trạng thái cơ cấu chấp hành báo cáo phải đúng thực tế vật lý</w:t>
+            </w:r>
+          </w:p>
+        </w:tc>
+        <w:tc>
+          <w:tcPr>
+            <w:tcW w:type="dxa" w:w="1440"/>
+          </w:tcPr>
+          <w:p>
+            <w:r>
+              <w:t>Trạng thái cửa/kẹp mà box báo cho hệ thống phải phản ánh đúng chuyển động vật lý thật, không phải giá trị giả định — tránh hệ thống 'tưởng' cửa đã mở khi thực tế còn kẹt.</w:t>
+            </w:r>
+          </w:p>
+        </w:tc>
+        <w:tc>
+          <w:tcPr>
+            <w:tcW w:type="dxa" w:w="1440"/>
+          </w:tcPr>
+          <w:p>
+            <w:r>
+              <w:t>LidStatus/ClampStatus suy từ /joint_states thật; đo M2: lid chuyển động &gt;0.5 rad, clamp đạt ~200mm trên Gazebo thật.</w:t>
+            </w:r>
+          </w:p>
+        </w:tc>
+        <w:tc>
+          <w:tcPr>
+            <w:tcW w:type="dxa" w:w="1440"/>
+          </w:tcPr>
+          <w:p>
+            <w:r>
+              <w:t>DES-02 · M2</w:t>
+            </w:r>
+          </w:p>
+        </w:tc>
+        <w:tc>
+          <w:tcPr>
+            <w:tcW w:type="dxa" w:w="1440"/>
+          </w:tcPr>
+          <w:p>
+            <w:r>
+              <w:t>Liên quan REQ_BOX_PHY_0005/0006 (thời gian đóng-mở đã đo ở mức hệ thống).</w:t>
             </w:r>
           </w:p>
         </w:tc>
@@ -513,7 +693,7 @@
           </w:tcPr>
           <w:p>
             <w:r>
-              <w:t>REQ-M1-02</w:t>
+              <w:t>REQ_DIB_COORD_001</w:t>
             </w:r>
           </w:p>
         </w:tc>
@@ -523,7 +703,7 @@
           </w:tcPr>
           <w:p>
             <w:r>
-              <w:t>FSM box chuyển đúng chuỗi khi nhận lệnh hạ cánh</w:t>
+              <w:t>Drone không được hạ cánh khi box chưa sẵn sàng đón</w:t>
             </w:r>
           </w:p>
         </w:tc>
@@ -533,7 +713,7 @@
           </w:tcPr>
           <w:p>
             <w:r>
-              <w:t>Khi nhận BoxCmd(REQUEST_LANDING) hợp lệ lúc đang EMPTY, box phải chuyển đúng chuỗi EMPTY -&gt; IDLE -&gt; PREPARING_FOR_LANDING -&gt; WAITING_FOR_LANDING(7).</w:t>
+              <w:t>Drone phải chờ box xác nhận đã sẵn sàng (mở nắp) trước khi bắt đầu quy trình hạ cánh thị giác — tránh hạ vào box còn đóng.</w:t>
             </w:r>
           </w:p>
         </w:tc>
@@ -543,7 +723,7 @@
           </w:tcPr>
           <w:p>
             <w:r>
-              <w:t>Demonstration</w:t>
+              <w:t>Controller chỉ rời trạng thái chờ sang hạ cánh SAU KHI box báo WAITING_FOR_LANDING(7); xác nhận bằng nhân quả qua monitor thụ động, PASS 8/8 (M3), PASS 8/8 (M4 split-domain).</w:t>
             </w:r>
           </w:p>
         </w:tc>
@@ -553,7 +733,27 @@
           </w:tcPr>
           <w:p>
             <w:r>
-              <w:t>REQ_BOX_FEA_0003, REQ_UAV_FLY_0020</w:t>
+              <w:t>DES-03, DES-04 · M3, M4</w:t>
+            </w:r>
+          </w:p>
+        </w:tc>
+        <w:tc>
+          <w:tcPr>
+            <w:tcW w:type="dxa" w:w="1440"/>
+          </w:tcPr>
+          <w:p>
+            <w:r/>
+          </w:p>
+        </w:tc>
+      </w:tr>
+      <w:tr>
+        <w:tc>
+          <w:tcPr>
+            <w:tcW w:type="dxa" w:w="1440"/>
+          </w:tcPr>
+          <w:p>
+            <w:r>
+              <w:t>REQ_DIB_COORD_002</w:t>
             </w:r>
           </w:p>
         </w:tc>
@@ -563,7 +763,47 @@
           </w:tcPr>
           <w:p>
             <w:r>
-              <w:t>DES-01</w:t>
+              <w:t>Một lượt bay đầy đủ phải khép kín tới sạc với sai số đo được</w:t>
+            </w:r>
+          </w:p>
+        </w:tc>
+        <w:tc>
+          <w:tcPr>
+            <w:tcW w:type="dxa" w:w="1440"/>
+          </w:tcPr>
+          <w:p>
+            <w:r>
+              <w:t>Vòng đời từ cất cánh tới box sạc xong phải chạy trọn, và sai số hạ cánh phải đo định lượng được (không chỉ quan sát định tính).</w:t>
+            </w:r>
+          </w:p>
+        </w:tc>
+        <w:tc>
+          <w:tcPr>
+            <w:tcW w:type="dxa" w:w="1440"/>
+          </w:tcPr>
+          <w:p>
+            <w:r>
+              <w:t>PASS 8/8 (M3): sai số vị trí 4.9cm/1.6cm, yaw 0.00 độ; PASS 8/8 (M4, split-domain): sai số 2.2cm, yaw 0.01 độ.</w:t>
+            </w:r>
+          </w:p>
+        </w:tc>
+        <w:tc>
+          <w:tcPr>
+            <w:tcW w:type="dxa" w:w="1440"/>
+          </w:tcPr>
+          <w:p>
+            <w:r>
+              <w:t>DES-04, DES-05 · M3, M4</w:t>
+            </w:r>
+          </w:p>
+        </w:tc>
+        <w:tc>
+          <w:tcPr>
+            <w:tcW w:type="dxa" w:w="1440"/>
+          </w:tcPr>
+          <w:p>
+            <w:r>
+              <w:t>Đạt REQ_UAV_TALA_0007/0008 với biên độ lớn.</w:t>
             </w:r>
           </w:p>
         </w:tc>
@@ -575,7 +815,7 @@
           </w:tcPr>
           <w:p>
             <w:r>
-              <w:t>REQ-M1-03</w:t>
+              <w:t>REQ_DIB_NET_001</w:t>
             </w:r>
           </w:p>
         </w:tc>
@@ -585,7 +825,7 @@
           </w:tcPr>
           <w:p>
             <w:r>
-              <w:t>FSM box khép vòng đời tới sạc</w:t>
+              <w:t>Hệ thống phải hoạt động đúng khi box và drone tách hai domain mạng</w:t>
             </w:r>
           </w:p>
         </w:tc>
@@ -595,7 +835,7 @@
           </w:tcPr>
           <w:p>
             <w:r>
-              <w:t>Khi nhận DroneTelemetry báo ON_GROUND lúc đang WAITING_FOR_LANDING(7), box phải chuyển tiếp SECURING_DRONE(8) -&gt; CHARGING(9).</w:t>
+              <w:t>Toàn bộ hành vi phối hợp box-drone (các REQ ở trên) phải giữ nguyên khi box và drone chạy trên hai ROS_DOMAIN_ID tách biệt — bước chuẩn bị triển khai trên hai máy vật lý qua LAN thật.</w:t>
             </w:r>
           </w:p>
         </w:tc>
@@ -605,7 +845,7 @@
           </w:tcPr>
           <w:p>
             <w:r>
-              <w:t>Demonstration</w:t>
+              <w:t>PASS 8/8 driver tự động, split-domain (M4); bằng chứng dữ liệu thật sự qua cầu bằng đo cổng UDP (domain 0 -&gt; 7400, domain 42 -&gt; 17900).</w:t>
             </w:r>
           </w:p>
         </w:tc>
@@ -615,7 +855,27 @@
           </w:tcPr>
           <w:p>
             <w:r>
-              <w:t>REQ_BOX_FEA_0003, REQ_UAV_FLY_0020</w:t>
+              <w:t>DES-06, DES-07, DES-08, DES-09 · M4</w:t>
+            </w:r>
+          </w:p>
+        </w:tc>
+        <w:tc>
+          <w:tcPr>
+            <w:tcW w:type="dxa" w:w="1440"/>
+          </w:tcPr>
+          <w:p>
+            <w:r/>
+          </w:p>
+        </w:tc>
+      </w:tr>
+      <w:tr>
+        <w:tc>
+          <w:tcPr>
+            <w:tcW w:type="dxa" w:w="1440"/>
+          </w:tcPr>
+          <w:p>
+            <w:r>
+              <w:t>REQ_DIB_NET_002</w:t>
             </w:r>
           </w:p>
         </w:tc>
@@ -625,7 +885,47 @@
           </w:tcPr>
           <w:p>
             <w:r>
-              <w:t>DES-01</w:t>
+              <w:t>Mất kết nối box-drone giữa chừng phải dẫn tới hạ cánh an toàn trong thời hạn xác định</w:t>
+            </w:r>
+          </w:p>
+        </w:tc>
+        <w:tc>
+          <w:tcPr>
+            <w:tcW w:type="dxa" w:w="1440"/>
+          </w:tcPr>
+          <w:p>
+            <w:r>
+              <w:t>Nếu đường truyền giữa box và drone bị gián đoạn trong lúc đang bắt tay, drone không được treo vô thời hạn mà phải chuyển sang hạ cánh dự phòng trong thời hạn xác định trước.</w:t>
+            </w:r>
+          </w:p>
+        </w:tc>
+        <w:tc>
+          <w:tcPr>
+            <w:tcW w:type="dxa" w:w="1440"/>
+          </w:tcPr>
+          <w:p>
+            <w:r>
+              <w:t>Kịch bản tắt cầu giữa chuyến bay đang sống (M4): box đứng nguyên EMPTY suốt 39.5s, đúng 30.0s FALLBACK kích hoạt tự nhiên, hệ thống chuyển AUTO.LAND an toàn.</w:t>
+            </w:r>
+          </w:p>
+        </w:tc>
+        <w:tc>
+          <w:tcPr>
+            <w:tcW w:type="dxa" w:w="1440"/>
+          </w:tcPr>
+          <w:p>
+            <w:r>
+              <w:t>DES-04 · M4</w:t>
+            </w:r>
+          </w:p>
+        </w:tc>
+        <w:tc>
+          <w:tcPr>
+            <w:tcW w:type="dxa" w:w="1440"/>
+          </w:tcPr>
+          <w:p>
+            <w:r>
+              <w:t>Hiện thực REQ_UAV_FLY_0020 (hạ cánh dự phòng) trong điều kiện mất mạng, không chỉ mất GPS/box.</w:t>
             </w:r>
           </w:p>
         </w:tc>
@@ -637,7 +937,7 @@
           </w:tcPr>
           <w:p>
             <w:r>
-              <w:t>REQ-M1-04</w:t>
+              <w:t>REQ_DIB_NET_003</w:t>
             </w:r>
           </w:p>
         </w:tc>
@@ -647,7 +947,7 @@
           </w:tcPr>
           <w:p>
             <w:r>
-              <w:t>Chạy độc lập, không cần drone stack/Gazebo</w:t>
+              <w:t>Người vận hành phải phát hiện được khi mất kết nối box-drone</w:t>
             </w:r>
           </w:p>
         </w:tc>
@@ -657,7 +957,7 @@
           </w:tcPr>
           <w:p>
             <w:r>
-              <w:t>box_state_manager phải chạy được độc lập, không cần drone stack hay Gazebo, chỉ tương tác qua giao diện dib_msgs.</w:t>
+              <w:t>Việc mất cầu kết nối phải quan sát được trực tiếp, không chỉ suy ra gián tiếp sau khi hệ thống timeout — rút ngắn thời gian chẩn đoán sự cố.</w:t>
             </w:r>
           </w:p>
         </w:tc>
@@ -667,7 +967,7 @@
           </w:tcPr>
           <w:p>
             <w:r>
-              <w:t>Test</w:t>
+              <w:t>Tín hiệu heartbeat định kỳ 10s từ cầu; mất tín hiệu &gt;10s = cầu chết (kiểm bằng smoke test 13s, M5).</w:t>
             </w:r>
           </w:p>
         </w:tc>
@@ -677,7 +977,27 @@
           </w:tcPr>
           <w:p>
             <w:r>
-              <w:t>Ràng buộc triển khai nội bộ — cô lập rủi ro khỏi mô phỏng.</w:t>
+              <w:t>DES-11 · M5</w:t>
+            </w:r>
+          </w:p>
+        </w:tc>
+        <w:tc>
+          <w:tcPr>
+            <w:tcW w:type="dxa" w:w="1440"/>
+          </w:tcPr>
+          <w:p>
+            <w:r/>
+          </w:p>
+        </w:tc>
+      </w:tr>
+      <w:tr>
+        <w:tc>
+          <w:tcPr>
+            <w:tcW w:type="dxa" w:w="1440"/>
+          </w:tcPr>
+          <w:p>
+            <w:r>
+              <w:t>REQ_DIB_NET_004</w:t>
             </w:r>
           </w:p>
         </w:tc>
@@ -687,7 +1007,167 @@
           </w:tcPr>
           <w:p>
             <w:r>
-              <w:t>DES-01</w:t>
+              <w:t>Box phải phát hiện khi dữ liệu trạng thái drone ngừng cập nhật</w:t>
+            </w:r>
+          </w:p>
+        </w:tc>
+        <w:tc>
+          <w:tcPr>
+            <w:tcW w:type="dxa" w:w="1440"/>
+          </w:tcPr>
+          <w:p>
+            <w:r>
+              <w:t>Trong lúc chờ drone hạ cánh, box phải nhận biết được khi không còn nhận telemetry mới từ drone quá lâu, tránh dựa vào dữ liệu cũ mà không hay biết.</w:t>
+            </w:r>
+          </w:p>
+        </w:tc>
+        <w:tc>
+          <w:tcPr>
+            <w:tcW w:type="dxa" w:w="1440"/>
+          </w:tcPr>
+          <w:p>
+            <w:r>
+              <w:t>Cảnh báo khi telemetry cũ quá 5.0s trong lúc WAITING_FOR_LANDING; không đổi hành vi FSM (kiểm bằng build + test thủ công, M5).</w:t>
+            </w:r>
+          </w:p>
+        </w:tc>
+        <w:tc>
+          <w:tcPr>
+            <w:tcW w:type="dxa" w:w="1440"/>
+          </w:tcPr>
+          <w:p>
+            <w:r>
+              <w:t>DES-12 · M5</w:t>
+            </w:r>
+          </w:p>
+        </w:tc>
+        <w:tc>
+          <w:tcPr>
+            <w:tcW w:type="dxa" w:w="1440"/>
+          </w:tcPr>
+          <w:p>
+            <w:r/>
+          </w:p>
+        </w:tc>
+      </w:tr>
+      <w:tr>
+        <w:tc>
+          <w:tcPr>
+            <w:tcW w:type="dxa" w:w="1440"/>
+          </w:tcPr>
+          <w:p>
+            <w:r>
+              <w:t>REQ_DIB_OPS_001</w:t>
+            </w:r>
+          </w:p>
+        </w:tc>
+        <w:tc>
+          <w:tcPr>
+            <w:tcW w:type="dxa" w:w="1440"/>
+          </w:tcPr>
+          <w:p>
+            <w:r>
+              <w:t>Người vận hành phải kiểm tra được điều kiện bay đủ trong một bước</w:t>
+            </w:r>
+          </w:p>
+        </w:tc>
+        <w:tc>
+          <w:tcPr>
+            <w:tcW w:type="dxa" w:w="1440"/>
+          </w:tcPr>
+          <w:p>
+            <w:r>
+              <w:t>Trước mỗi lượt bay, phải có cách kiểm nhanh, không phụ thuộc trí nhớ nhiều bước tay, để xác nhận hệ thống đủ điều kiện bay.</w:t>
+            </w:r>
+          </w:p>
+        </w:tc>
+        <w:tc>
+          <w:tcPr>
+            <w:tcW w:type="dxa" w:w="1440"/>
+          </w:tcPr>
+          <w:p>
+            <w:r>
+              <w:t>go/no-go chạy đúng ở cả chế độ có box và không có box, báo đúng GO/NO-GO theo trạng thái pipeline thật (M5).</w:t>
+            </w:r>
+          </w:p>
+        </w:tc>
+        <w:tc>
+          <w:tcPr>
+            <w:tcW w:type="dxa" w:w="1440"/>
+          </w:tcPr>
+          <w:p>
+            <w:r>
+              <w:t>DES-10 · M5</w:t>
+            </w:r>
+          </w:p>
+        </w:tc>
+        <w:tc>
+          <w:tcPr>
+            <w:tcW w:type="dxa" w:w="1440"/>
+          </w:tcPr>
+          <w:p>
+            <w:r/>
+          </w:p>
+        </w:tc>
+      </w:tr>
+      <w:tr>
+        <w:tc>
+          <w:tcPr>
+            <w:tcW w:type="dxa" w:w="1440"/>
+          </w:tcPr>
+          <w:p>
+            <w:r>
+              <w:t>REQ_DIB_OPS_002</w:t>
+            </w:r>
+          </w:p>
+        </w:tc>
+        <w:tc>
+          <w:tcPr>
+            <w:tcW w:type="dxa" w:w="1440"/>
+          </w:tcPr>
+          <w:p>
+            <w:r>
+              <w:t>Người mới phải chạy được hệ thống chỉ từ tài liệu</w:t>
+            </w:r>
+          </w:p>
+        </w:tc>
+        <w:tc>
+          <w:tcPr>
+            <w:tcW w:type="dxa" w:w="1440"/>
+          </w:tcPr>
+          <w:p>
+            <w:r>
+              <w:t>Toàn bộ hướng dẫn cài đặt, chạy và xử lý sự cố phải nằm ở một nơi tra cứu được, đúng đường dẫn, không phụ thuộc tài liệu lỗi thời.</w:t>
+            </w:r>
+          </w:p>
+        </w:tc>
+        <w:tc>
+          <w:tcPr>
+            <w:tcW w:type="dxa" w:w="1440"/>
+          </w:tcPr>
+          <w:p>
+            <w:r>
+              <w:t>README là mục lục chạy-được duy nhất, 0 dấu vết tài liệu cũ (gimbal_simulation) trong repo; rà theo góc nhìn máy trống xác nhận đủ bước (M5).</w:t>
+            </w:r>
+          </w:p>
+        </w:tc>
+        <w:tc>
+          <w:tcPr>
+            <w:tcW w:type="dxa" w:w="1440"/>
+          </w:tcPr>
+          <w:p>
+            <w:r>
+              <w:t>— · M5</w:t>
+            </w:r>
+          </w:p>
+        </w:tc>
+        <w:tc>
+          <w:tcPr>
+            <w:tcW w:type="dxa" w:w="1440"/>
+          </w:tcPr>
+          <w:p>
+            <w:r>
+              <w:t>DoD Milestone M5 (mục 3, kế hoạch gốc).</w:t>
             </w:r>
           </w:p>
         </w:tc>
@@ -699,7 +1179,7 @@
           </w:tcPr>
           <w:p>
             <w:r>
-              <w:t>REQ-M2-01</w:t>
+              <w:t>REQ_DIB_OPS_003</w:t>
             </w:r>
           </w:p>
         </w:tc>
@@ -709,7 +1189,7 @@
           </w:tcPr>
           <w:p>
             <w:r>
-              <w:t>Dịch lệnh dib_msgs sang JointTrajectory</w:t>
+              <w:t>Sản phẩm bàn giao không được lẫn rác/bản sao cũ</w:t>
             </w:r>
           </w:p>
         </w:tc>
@@ -719,7 +1199,7 @@
           </w:tcPr>
           <w:p>
             <w:r>
-              <w:t>box_hardware_adapter phải dịch mỗi lệnh dib_msgs (LidCmd, ClampCmd, ChargeCmd, CoolingCmd, PowerButtonCmd) thành lệnh JointTrajectory tương ứng cho box_simulation.</w:t>
+              <w:t>Cây thư mục đóng gói và máy phát triển không được chứa bản sao/rác gây nhầm lẫn cho người triển khai lại.</w:t>
             </w:r>
           </w:p>
         </w:tc>
@@ -729,7 +1209,7 @@
           </w:tcPr>
           <w:p>
             <w:r>
-              <w:t>Demonstration</w:t>
+              <w:t>Đã xoá phần rác xác nhận an toàn (trùng lặp, không .git); các phần còn việc dở của người khác đã xác định rõ, không đưa vào sản phẩm giao (M5).</w:t>
             </w:r>
           </w:p>
         </w:tc>
@@ -739,7 +1219,7 @@
           </w:tcPr>
           <w:p>
             <w:r>
-              <w:t>REQ_BOX_PHY_0005, REQ_BOX_PHY_0006</w:t>
+              <w:t>— · M5</w:t>
             </w:r>
           </w:p>
         </w:tc>
@@ -748,1125 +1228,7 @@
             <w:tcW w:type="dxa" w:w="1440"/>
           </w:tcPr>
           <w:p>
-            <w:r>
-              <w:t>DES-02</w:t>
-            </w:r>
-          </w:p>
-        </w:tc>
-      </w:tr>
-      <w:tr>
-        <w:tc>
-          <w:tcPr>
-            <w:tcW w:type="dxa" w:w="1440"/>
-          </w:tcPr>
-          <w:p>
-            <w:r>
-              <w:t>REQ-M2-02</w:t>
-            </w:r>
-          </w:p>
-        </w:tc>
-        <w:tc>
-          <w:tcPr>
-            <w:tcW w:type="dxa" w:w="1440"/>
-          </w:tcPr>
-          <w:p>
-            <w:r>
-              <w:t>Trạng thái phản hồi suy ra từ chuyển động thật</w:t>
-            </w:r>
-          </w:p>
-        </w:tc>
-        <w:tc>
-          <w:tcPr>
-            <w:tcW w:type="dxa" w:w="1440"/>
-          </w:tcPr>
-          <w:p>
-            <w:r>
-              <w:t>adapter phải phát LidStatus và ClampStatus suy ra từ /joint_states thật của ros2_control, không phải giá trị dựng sẵn.</w:t>
-            </w:r>
-          </w:p>
-        </w:tc>
-        <w:tc>
-          <w:tcPr>
-            <w:tcW w:type="dxa" w:w="1440"/>
-          </w:tcPr>
-          <w:p>
-            <w:r>
-              <w:t>Test</w:t>
-            </w:r>
-          </w:p>
-        </w:tc>
-        <w:tc>
-          <w:tcPr>
-            <w:tcW w:type="dxa" w:w="1440"/>
-          </w:tcPr>
-          <w:p>
-            <w:r>
-              <w:t>REQ_BOX_PHY_0005, REQ_BOX_PHY_0006</w:t>
-            </w:r>
-          </w:p>
-        </w:tc>
-        <w:tc>
-          <w:tcPr>
-            <w:tcW w:type="dxa" w:w="1440"/>
-          </w:tcPr>
-          <w:p>
-            <w:r>
-              <w:t>DES-02</w:t>
-            </w:r>
-          </w:p>
-        </w:tc>
-      </w:tr>
-      <w:tr>
-        <w:tc>
-          <w:tcPr>
-            <w:tcW w:type="dxa" w:w="1440"/>
-          </w:tcPr>
-          <w:p>
-            <w:r>
-              <w:t>REQ-M2-03</w:t>
-            </w:r>
-          </w:p>
-        </w:tc>
-        <w:tc>
-          <w:tcPr>
-            <w:tcW w:type="dxa" w:w="1440"/>
-          </w:tcPr>
-          <w:p>
-            <w:r>
-              <w:t>Telemetry drone ánh xạ từ MAVROS thật</w:t>
-            </w:r>
-          </w:p>
-        </w:tc>
-        <w:tc>
-          <w:tcPr>
-            <w:tcW w:type="dxa" w:w="1440"/>
-          </w:tcPr>
-          <w:p>
-            <w:r>
-              <w:t>mavros_to_dib_telemetry phải ánh xạ /mavros/state và /mavros/extended_state thành d&lt;id&gt;/telemetry, với landed_state phản ánh land detector của PX4.</w:t>
-            </w:r>
-          </w:p>
-        </w:tc>
-        <w:tc>
-          <w:tcPr>
-            <w:tcW w:type="dxa" w:w="1440"/>
-          </w:tcPr>
-          <w:p>
-            <w:r>
-              <w:t>Analysis + Demonstration</w:t>
-            </w:r>
-          </w:p>
-        </w:tc>
-        <w:tc>
-          <w:tcPr>
-            <w:tcW w:type="dxa" w:w="1440"/>
-          </w:tcPr>
-          <w:p>
-            <w:r>
-              <w:t>REQ_UAV_FLY_0020</w:t>
-            </w:r>
-          </w:p>
-        </w:tc>
-        <w:tc>
-          <w:tcPr>
-            <w:tcW w:type="dxa" w:w="1440"/>
-          </w:tcPr>
-          <w:p>
-            <w:r>
-              <w:t>DES-02</w:t>
-            </w:r>
-          </w:p>
-        </w:tc>
-      </w:tr>
-      <w:tr>
-        <w:tc>
-          <w:tcPr>
-            <w:tcW w:type="dxa" w:w="1440"/>
-          </w:tcPr>
-          <w:p>
-            <w:r>
-              <w:t>REQ-M2-04</w:t>
-            </w:r>
-          </w:p>
-        </w:tc>
-        <w:tc>
-          <w:tcPr>
-            <w:tcW w:type="dxa" w:w="1440"/>
-          </w:tcPr>
-          <w:p>
-            <w:r>
-              <w:t>Không sửa mã nguồn hai đầu đã có</w:t>
-            </w:r>
-          </w:p>
-        </w:tc>
-        <w:tc>
-          <w:tcPr>
-            <w:tcW w:type="dxa" w:w="1440"/>
-          </w:tcPr>
-          <w:p>
-            <w:r>
-              <w:t>Việc tích hợp không được sửa mã nguồn của box_manager lẫn box_simulation; chỉ được thêm lớp adapter.</w:t>
-            </w:r>
-          </w:p>
-        </w:tc>
-        <w:tc>
-          <w:tcPr>
-            <w:tcW w:type="dxa" w:w="1440"/>
-          </w:tcPr>
-          <w:p>
-            <w:r>
-              <w:t>Inspection</w:t>
-            </w:r>
-          </w:p>
-        </w:tc>
-        <w:tc>
-          <w:tcPr>
-            <w:tcW w:type="dxa" w:w="1440"/>
-          </w:tcPr>
-          <w:p>
-            <w:r>
-              <w:t>Ràng buộc kiến trúc nội bộ.</w:t>
-            </w:r>
-          </w:p>
-        </w:tc>
-        <w:tc>
-          <w:tcPr>
-            <w:tcW w:type="dxa" w:w="1440"/>
-          </w:tcPr>
-          <w:p>
-            <w:r>
-              <w:t>DES-02</w:t>
-            </w:r>
-          </w:p>
-        </w:tc>
-      </w:tr>
-      <w:tr>
-        <w:tc>
-          <w:tcPr>
-            <w:tcW w:type="dxa" w:w="1440"/>
-          </w:tcPr>
-          <w:p>
-            <w:r>
-              <w:t>REQ-M3-01</w:t>
-            </w:r>
-          </w:p>
-        </w:tc>
-        <w:tc>
-          <w:tcPr>
-            <w:tcW w:type="dxa" w:w="1440"/>
-          </w:tcPr>
-          <w:p>
-            <w:r>
-              <w:t>Hai trạng thái bắt tay mới trong FSM drone</w:t>
-            </w:r>
-          </w:p>
-        </w:tc>
-        <w:tc>
-          <w:tcPr>
-            <w:tcW w:type="dxa" w:w="1440"/>
-          </w:tcPr>
-          <w:p>
-            <w:r>
-              <w:t>offboard_precland_controller phải bổ sung hai trạng thái PRELANDING_CHECK và WAIT_BOX_READY vào FSM hiện có.</w:t>
-            </w:r>
-          </w:p>
-        </w:tc>
-        <w:tc>
-          <w:tcPr>
-            <w:tcW w:type="dxa" w:w="1440"/>
-          </w:tcPr>
-          <w:p>
-            <w:r>
-              <w:t>Inspection + Test</w:t>
-            </w:r>
-          </w:p>
-        </w:tc>
-        <w:tc>
-          <w:tcPr>
-            <w:tcW w:type="dxa" w:w="1440"/>
-          </w:tcPr>
-          <w:p>
-            <w:r>
-              <w:t>REQ_UAV_FLY_0020</w:t>
-            </w:r>
-          </w:p>
-        </w:tc>
-        <w:tc>
-          <w:tcPr>
-            <w:tcW w:type="dxa" w:w="1440"/>
-          </w:tcPr>
-          <w:p>
-            <w:r>
-              <w:t>DES-03</w:t>
-            </w:r>
-          </w:p>
-        </w:tc>
-      </w:tr>
-      <w:tr>
-        <w:tc>
-          <w:tcPr>
-            <w:tcW w:type="dxa" w:w="1440"/>
-          </w:tcPr>
-          <w:p>
-            <w:r>
-              <w:t>REQ-M3-02</w:t>
-            </w:r>
-          </w:p>
-        </w:tc>
-        <w:tc>
-          <w:tcPr>
-            <w:tcW w:type="dxa" w:w="1440"/>
-          </w:tcPr>
-          <w:p>
-            <w:r>
-              <w:t>Gửi REQUEST_LANDING đúng một lần</w:t>
-            </w:r>
-          </w:p>
-        </w:tc>
-        <w:tc>
-          <w:tcPr>
-            <w:tcW w:type="dxa" w:w="1440"/>
-          </w:tcPr>
-          <w:p>
-            <w:r>
-              <w:t>Khi vào WAIT_BOX_READY, controller phải gửi REQUEST_LANDING qua BoxCmd đúng một lần (idempotent, không lặp), kèm agent_id đúng của drone.</w:t>
-            </w:r>
-          </w:p>
-        </w:tc>
-        <w:tc>
-          <w:tcPr>
-            <w:tcW w:type="dxa" w:w="1440"/>
-          </w:tcPr>
-          <w:p>
-            <w:r>
-              <w:t>Test</w:t>
-            </w:r>
-          </w:p>
-        </w:tc>
-        <w:tc>
-          <w:tcPr>
-            <w:tcW w:type="dxa" w:w="1440"/>
-          </w:tcPr>
-          <w:p>
-            <w:r>
-              <w:t>REQ_UAV_FLY_0020</w:t>
-            </w:r>
-          </w:p>
-        </w:tc>
-        <w:tc>
-          <w:tcPr>
-            <w:tcW w:type="dxa" w:w="1440"/>
-          </w:tcPr>
-          <w:p>
-            <w:r>
-              <w:t>DES-03</w:t>
-            </w:r>
-          </w:p>
-        </w:tc>
-      </w:tr>
-      <w:tr>
-        <w:tc>
-          <w:tcPr>
-            <w:tcW w:type="dxa" w:w="1440"/>
-          </w:tcPr>
-          <w:p>
-            <w:r>
-              <w:t>REQ-M3-03</w:t>
-            </w:r>
-          </w:p>
-        </w:tc>
-        <w:tc>
-          <w:tcPr>
-            <w:tcW w:type="dxa" w:w="1440"/>
-          </w:tcPr>
-          <w:p>
-            <w:r>
-              <w:t>Không hạ cánh khi box chưa sẵn sàng</w:t>
-            </w:r>
-          </w:p>
-        </w:tc>
-        <w:tc>
-          <w:tcPr>
-            <w:tcW w:type="dxa" w:w="1440"/>
-          </w:tcPr>
-          <w:p>
-            <w:r>
-              <w:t>controller chỉ được rời WAIT_BOX_READY sang START SAU KHI box báo WAITING_FOR_LANDING(7).</w:t>
-            </w:r>
-          </w:p>
-        </w:tc>
-        <w:tc>
-          <w:tcPr>
-            <w:tcW w:type="dxa" w:w="1440"/>
-          </w:tcPr>
-          <w:p>
-            <w:r>
-              <w:t>Demonstration</w:t>
-            </w:r>
-          </w:p>
-        </w:tc>
-        <w:tc>
-          <w:tcPr>
-            <w:tcW w:type="dxa" w:w="1440"/>
-          </w:tcPr>
-          <w:p>
-            <w:r>
-              <w:t>REQ_UAV_FLY_0020</w:t>
-            </w:r>
-          </w:p>
-        </w:tc>
-        <w:tc>
-          <w:tcPr>
-            <w:tcW w:type="dxa" w:w="1440"/>
-          </w:tcPr>
-          <w:p>
-            <w:r>
-              <w:t>DES-03</w:t>
-            </w:r>
-          </w:p>
-        </w:tc>
-      </w:tr>
-      <w:tr>
-        <w:tc>
-          <w:tcPr>
-            <w:tcW w:type="dxa" w:w="1440"/>
-          </w:tcPr>
-          <w:p>
-            <w:r>
-              <w:t>REQ-M3-04</w:t>
-            </w:r>
-          </w:p>
-        </w:tc>
-        <w:tc>
-          <w:tcPr>
-            <w:tcW w:type="dxa" w:w="1440"/>
-          </w:tcPr>
-          <w:p>
-            <w:r>
-              <w:t>Tách logic bắt tay khỏi controller</w:t>
-            </w:r>
-          </w:p>
-        </w:tc>
-        <w:tc>
-          <w:tcPr>
-            <w:tcW w:type="dxa" w:w="1440"/>
-          </w:tcPr>
-          <w:p>
-            <w:r>
-              <w:t>Toàn bộ logic MAVLink/service phía box phải nằm trong module BoxLink tách riêng, không đặt trong file controller.</w:t>
-            </w:r>
-          </w:p>
-        </w:tc>
-        <w:tc>
-          <w:tcPr>
-            <w:tcW w:type="dxa" w:w="1440"/>
-          </w:tcPr>
-          <w:p>
-            <w:r>
-              <w:t>Inspection</w:t>
-            </w:r>
-          </w:p>
-        </w:tc>
-        <w:tc>
-          <w:tcPr>
-            <w:tcW w:type="dxa" w:w="1440"/>
-          </w:tcPr>
-          <w:p>
-            <w:r>
-              <w:t>Ràng buộc kiến trúc nội bộ.</w:t>
-            </w:r>
-          </w:p>
-        </w:tc>
-        <w:tc>
-          <w:tcPr>
-            <w:tcW w:type="dxa" w:w="1440"/>
-          </w:tcPr>
-          <w:p>
-            <w:r>
-              <w:t>DES-03</w:t>
-            </w:r>
-          </w:p>
-        </w:tc>
-      </w:tr>
-      <w:tr>
-        <w:tc>
-          <w:tcPr>
-            <w:tcW w:type="dxa" w:w="1440"/>
-          </w:tcPr>
-          <w:p>
-            <w:r>
-              <w:t>REQ-M3-05</w:t>
-            </w:r>
-          </w:p>
-        </w:tc>
-        <w:tc>
-          <w:tcPr>
-            <w:tcW w:type="dxa" w:w="1440"/>
-          </w:tcPr>
-          <w:p>
-            <w:r>
-              <w:t>Vòng kín khép tới CHARGING, sai số đo định lượng</w:t>
-            </w:r>
-          </w:p>
-        </w:tc>
-        <w:tc>
-          <w:tcPr>
-            <w:tcW w:type="dxa" w:w="1440"/>
-          </w:tcPr>
-          <w:p>
-            <w:r>
-              <w:t>Vòng kín phải chạy tới CHARGING(9) và sai số hạ cánh phải được đo định lượng.</w:t>
-            </w:r>
-          </w:p>
-        </w:tc>
-        <w:tc>
-          <w:tcPr>
-            <w:tcW w:type="dxa" w:w="1440"/>
-          </w:tcPr>
-          <w:p>
-            <w:r>
-              <w:t>Test + Analysis</w:t>
-            </w:r>
-          </w:p>
-        </w:tc>
-        <w:tc>
-          <w:tcPr>
-            <w:tcW w:type="dxa" w:w="1440"/>
-          </w:tcPr>
-          <w:p>
-            <w:r>
-              <w:t>REQ_UAV_TALA_0007, REQ_UAV_TALA_0008</w:t>
-            </w:r>
-          </w:p>
-        </w:tc>
-        <w:tc>
-          <w:tcPr>
-            <w:tcW w:type="dxa" w:w="1440"/>
-          </w:tcPr>
-          <w:p>
-            <w:r>
-              <w:t>DES-04</w:t>
-            </w:r>
-          </w:p>
-        </w:tc>
-      </w:tr>
-      <w:tr>
-        <w:tc>
-          <w:tcPr>
-            <w:tcW w:type="dxa" w:w="1440"/>
-          </w:tcPr>
-          <w:p>
-            <w:r>
-              <w:t>REQ-M4-01</w:t>
-            </w:r>
-          </w:p>
-        </w:tc>
-        <w:tc>
-          <w:tcPr>
-            <w:tcW w:type="dxa" w:w="1440"/>
-          </w:tcPr>
-          <w:p>
-            <w:r>
-              <w:t>Bắc cầu đúng-đủ 3 giao diện hợp đồng</w:t>
-            </w:r>
-          </w:p>
-        </w:tc>
-        <w:tc>
-          <w:tcPr>
-            <w:tcW w:type="dxa" w:w="1440"/>
-          </w:tcPr>
-          <w:p>
-            <w:r>
-              <w:t>Hệ thống phải bắc cầu đúng 3 giao diện hợp đồng (b2/telemetry, d1/telemetry, b2/drone_cmd) giữa box domain và drone domain, không rò rỉ thêm dữ liệu ngoài hợp đồng.</w:t>
-            </w:r>
-          </w:p>
-        </w:tc>
-        <w:tc>
-          <w:tcPr>
-            <w:tcW w:type="dxa" w:w="1440"/>
-          </w:tcPr>
-          <w:p>
-            <w:r>
-              <w:t>Test</w:t>
-            </w:r>
-          </w:p>
-        </w:tc>
-        <w:tc>
-          <w:tcPr>
-            <w:tcW w:type="dxa" w:w="1440"/>
-          </w:tcPr>
-          <w:p>
-            <w:r>
-              <w:t>REQ_BOX_FEA_0003, REQ_UAV_FLY_0020</w:t>
-            </w:r>
-          </w:p>
-        </w:tc>
-        <w:tc>
-          <w:tcPr>
-            <w:tcW w:type="dxa" w:w="1440"/>
-          </w:tcPr>
-          <w:p>
-            <w:r>
-              <w:t>DES-06</w:t>
-            </w:r>
-          </w:p>
-        </w:tc>
-      </w:tr>
-      <w:tr>
-        <w:tc>
-          <w:tcPr>
-            <w:tcW w:type="dxa" w:w="1440"/>
-          </w:tcPr>
-          <w:p>
-            <w:r>
-              <w:t>REQ-M4-02</w:t>
-            </w:r>
-          </w:p>
-        </w:tc>
-        <w:tc>
-          <w:tcPr>
-            <w:tcW w:type="dxa" w:w="1440"/>
-          </w:tcPr>
-          <w:p>
-            <w:r>
-              <w:t>Vòng đời khép trọn qua ranh giới domain</w:t>
-            </w:r>
-          </w:p>
-        </w:tc>
-        <w:tc>
-          <w:tcPr>
-            <w:tcW w:type="dxa" w:w="1440"/>
-          </w:tcPr>
-          <w:p>
-            <w:r>
-              <w:t>Vòng đời drone-in-a-box (EMPTY -&gt; ... -&gt; CHARGING) phải chạy trọn vẹn qua ranh giới domain, không cần sửa logic FSM ở box_manager hay offboard_precland_controller.</w:t>
-            </w:r>
-          </w:p>
-        </w:tc>
-        <w:tc>
-          <w:tcPr>
-            <w:tcW w:type="dxa" w:w="1440"/>
-          </w:tcPr>
-          <w:p>
-            <w:r>
-              <w:t>Demonstration</w:t>
-            </w:r>
-          </w:p>
-        </w:tc>
-        <w:tc>
-          <w:tcPr>
-            <w:tcW w:type="dxa" w:w="1440"/>
-          </w:tcPr>
-          <w:p>
-            <w:r>
-              <w:t>REQ_BOX_FEA_0003, REQ_UAV_FLY_0020</w:t>
-            </w:r>
-          </w:p>
-        </w:tc>
-        <w:tc>
-          <w:tcPr>
-            <w:tcW w:type="dxa" w:w="1440"/>
-          </w:tcPr>
-          <w:p>
-            <w:r>
-              <w:t>DES-07, DES-08</w:t>
-            </w:r>
-          </w:p>
-        </w:tc>
-      </w:tr>
-      <w:tr>
-        <w:tc>
-          <w:tcPr>
-            <w:tcW w:type="dxa" w:w="1440"/>
-          </w:tcPr>
-          <w:p>
-            <w:r>
-              <w:t>REQ-M4-03</w:t>
-            </w:r>
-          </w:p>
-        </w:tc>
-        <w:tc>
-          <w:tcPr>
-            <w:tcW w:type="dxa" w:w="1440"/>
-          </w:tcPr>
-          <w:p>
-            <w:r>
-              <w:t>An toàn khi mất cầu giữa chừng</w:t>
-            </w:r>
-          </w:p>
-        </w:tc>
-        <w:tc>
-          <w:tcPr>
-            <w:tcW w:type="dxa" w:w="1440"/>
-          </w:tcPr>
-          <w:p>
-            <w:r>
-              <w:t>Mất cầu (cầu chết/tắt) giữa chừng phải khiến hệ thống rơi về hành vi an toàn đã định nghĩa (FALLBACK/AUTO.LAND) trong đúng thời hạn timeout thiết kế (30.0s), không treo vô thời hạn.</w:t>
-            </w:r>
-          </w:p>
-        </w:tc>
-        <w:tc>
-          <w:tcPr>
-            <w:tcW w:type="dxa" w:w="1440"/>
-          </w:tcPr>
-          <w:p>
-            <w:r>
-              <w:t>Test</w:t>
-            </w:r>
-          </w:p>
-        </w:tc>
-        <w:tc>
-          <w:tcPr>
-            <w:tcW w:type="dxa" w:w="1440"/>
-          </w:tcPr>
-          <w:p>
-            <w:r>
-              <w:t>REQ_UAV_FLY_0020 (hạ cánh dự phòng)</w:t>
-            </w:r>
-          </w:p>
-        </w:tc>
-        <w:tc>
-          <w:tcPr>
-            <w:tcW w:type="dxa" w:w="1440"/>
-          </w:tcPr>
-          <w:p>
-            <w:r>
-              <w:t>DES-04</w:t>
-            </w:r>
-          </w:p>
-        </w:tc>
-      </w:tr>
-      <w:tr>
-        <w:tc>
-          <w:tcPr>
-            <w:tcW w:type="dxa" w:w="1440"/>
-          </w:tcPr>
-          <w:p>
-            <w:r>
-              <w:t>REQ-M4-04</w:t>
-            </w:r>
-          </w:p>
-        </w:tc>
-        <w:tc>
-          <w:tcPr>
-            <w:tcW w:type="dxa" w:w="1440"/>
-          </w:tcPr>
-          <w:p>
-            <w:r>
-              <w:t>Nghiệm thu bằng bằng chứng nhân quả</w:t>
-            </w:r>
-          </w:p>
-        </w:tc>
-        <w:tc>
-          <w:tcPr>
-            <w:tcW w:type="dxa" w:w="1440"/>
-          </w:tcPr>
-          <w:p>
-            <w:r>
-              <w:t>Nghiệm thu phải có bằng chứng nhân quả (cổng UDP, thứ tự thời gian, log ứng dụng hai phía) rằng dữ liệu thực sự đi qua cầu domain, không phải rò rỉ cục bộ cùng host.</w:t>
-            </w:r>
-          </w:p>
-        </w:tc>
-        <w:tc>
-          <w:tcPr>
-            <w:tcW w:type="dxa" w:w="1440"/>
-          </w:tcPr>
-          <w:p>
-            <w:r>
-              <w:t>Analysis + Demonstration</w:t>
-            </w:r>
-          </w:p>
-        </w:tc>
-        <w:tc>
-          <w:tcPr>
-            <w:tcW w:type="dxa" w:w="1440"/>
-          </w:tcPr>
-          <w:p>
-            <w:r>
-              <w:t>Kế thừa phương pháp DES-04 (M3).</w:t>
-            </w:r>
-          </w:p>
-        </w:tc>
-        <w:tc>
-          <w:tcPr>
-            <w:tcW w:type="dxa" w:w="1440"/>
-          </w:tcPr>
-          <w:p>
-            <w:r>
-              <w:t>DES-04</w:t>
-            </w:r>
-          </w:p>
-        </w:tc>
-      </w:tr>
-      <w:tr>
-        <w:tc>
-          <w:tcPr>
-            <w:tcW w:type="dxa" w:w="1440"/>
-          </w:tcPr>
-          <w:p>
-            <w:r>
-              <w:t>REQ-M4-05</w:t>
-            </w:r>
-          </w:p>
-        </w:tc>
-        <w:tc>
-          <w:tcPr>
-            <w:tcW w:type="dxa" w:w="1440"/>
-          </w:tcPr>
-          <w:p>
-            <w:r>
-              <w:t>Không phụ thuộc một công cụ bắc cầu duy nhất</w:t>
-            </w:r>
-          </w:p>
-        </w:tc>
-        <w:tc>
-          <w:tcPr>
-            <w:tcW w:type="dxa" w:w="1440"/>
-          </w:tcPr>
-          <w:p>
-            <w:r>
-              <w:t>Phải có cầu dự phòng khả dụng nếu cầu chính (DDS-Router) không cài được trên một máy (không có gói apt, phải build từ nguồn).</w:t>
-            </w:r>
-          </w:p>
-        </w:tc>
-        <w:tc>
-          <w:tcPr>
-            <w:tcW w:type="dxa" w:w="1440"/>
-          </w:tcPr>
-          <w:p>
-            <w:r>
-              <w:t>Inspection + Test</w:t>
-            </w:r>
-          </w:p>
-        </w:tc>
-        <w:tc>
-          <w:tcPr>
-            <w:tcW w:type="dxa" w:w="1440"/>
-          </w:tcPr>
-          <w:p>
-            <w:r>
-              <w:t>Ràng buộc kỹ thuật tự đặt ra — giảm phụ thuộc đơn điểm khi đóng gói triển khai.</w:t>
-            </w:r>
-          </w:p>
-        </w:tc>
-        <w:tc>
-          <w:tcPr>
-            <w:tcW w:type="dxa" w:w="1440"/>
-          </w:tcPr>
-          <w:p>
-            <w:r>
-              <w:t>DES-09</w:t>
-            </w:r>
-          </w:p>
-        </w:tc>
-      </w:tr>
-      <w:tr>
-        <w:tc>
-          <w:tcPr>
-            <w:tcW w:type="dxa" w:w="1440"/>
-          </w:tcPr>
-          <w:p>
-            <w:r>
-              <w:t>REQ-M5-01</w:t>
-            </w:r>
-          </w:p>
-        </w:tc>
-        <w:tc>
-          <w:tcPr>
-            <w:tcW w:type="dxa" w:w="1440"/>
-          </w:tcPr>
-          <w:p>
-            <w:r>
-              <w:t>Cổng go/no-go một lệnh</w:t>
-            </w:r>
-          </w:p>
-        </w:tc>
-        <w:tc>
-          <w:tcPr>
-            <w:tcW w:type="dxa" w:w="1440"/>
-          </w:tcPr>
-          <w:p>
-            <w:r>
-              <w:t>Phải có một lệnh duy nhất kiểm đủ điều kiện trước mỗi lượt bay (môi trường build, tiến trình cũ còn sót, 3 mục kiểm trước bay), không phụ thuộc trí nhớ người vận hành.</w:t>
-            </w:r>
-          </w:p>
-        </w:tc>
-        <w:tc>
-          <w:tcPr>
-            <w:tcW w:type="dxa" w:w="1440"/>
-          </w:tcPr>
-          <w:p>
-            <w:r>
-              <w:t>Demonstration</w:t>
-            </w:r>
-          </w:p>
-        </w:tc>
-        <w:tc>
-          <w:tcPr>
-            <w:tcW w:type="dxa" w:w="1440"/>
-          </w:tcPr>
-          <w:p>
-            <w:r>
-              <w:t>DoD Milestone M5 (mục 3) — không có REQ hệ thống trực tiếp, đây là yêu cầu vận hành.</w:t>
-            </w:r>
-          </w:p>
-        </w:tc>
-        <w:tc>
-          <w:tcPr>
-            <w:tcW w:type="dxa" w:w="1440"/>
-          </w:tcPr>
-          <w:p>
-            <w:r>
-              <w:t>DES-10</w:t>
-            </w:r>
-          </w:p>
-        </w:tc>
-      </w:tr>
-      <w:tr>
-        <w:tc>
-          <w:tcPr>
-            <w:tcW w:type="dxa" w:w="1440"/>
-          </w:tcPr>
-          <w:p>
-            <w:r>
-              <w:t>REQ-M5-02</w:t>
-            </w:r>
-          </w:p>
-        </w:tc>
-        <w:tc>
-          <w:tcPr>
-            <w:tcW w:type="dxa" w:w="1440"/>
-          </w:tcPr>
-          <w:p>
-            <w:r>
-              <w:t>Một tài liệu chạy-được duy nhất</w:t>
-            </w:r>
-          </w:p>
-        </w:tc>
-        <w:tc>
-          <w:tcPr>
-            <w:tcW w:type="dxa" w:w="1440"/>
-          </w:tcPr>
-          <w:p>
-            <w:r>
-              <w:t>Toàn bộ hướng dẫn chạy hệ thống phải nằm trong một tài liệu duy nhất, đường dẫn đúng cho máy trống, clone-and-run được từ đầu tới cuối.</w:t>
-            </w:r>
-          </w:p>
-        </w:tc>
-        <w:tc>
-          <w:tcPr>
-            <w:tcW w:type="dxa" w:w="1440"/>
-          </w:tcPr>
-          <w:p>
-            <w:r>
-              <w:t>Inspection</w:t>
-            </w:r>
-          </w:p>
-        </w:tc>
-        <w:tc>
-          <w:tcPr>
-            <w:tcW w:type="dxa" w:w="1440"/>
-          </w:tcPr>
-          <w:p>
-            <w:r>
-              <w:t>DoD Milestone M5 (mục 3).</w:t>
-            </w:r>
-          </w:p>
-        </w:tc>
-        <w:tc>
-          <w:tcPr>
-            <w:tcW w:type="dxa" w:w="1440"/>
-          </w:tcPr>
-          <w:p>
-            <w:r>
-              <w:t>—</w:t>
-            </w:r>
-          </w:p>
-        </w:tc>
-      </w:tr>
-      <w:tr>
-        <w:tc>
-          <w:tcPr>
-            <w:tcW w:type="dxa" w:w="1440"/>
-          </w:tcPr>
-          <w:p>
-            <w:r>
-              <w:t>REQ-M5-03</w:t>
-            </w:r>
-          </w:p>
-        </w:tc>
-        <w:tc>
-          <w:tcPr>
-            <w:tcW w:type="dxa" w:w="1440"/>
-          </w:tcPr>
-          <w:p>
-            <w:r>
-              <w:t>Mất cầu split-domain phải quan sát được</w:t>
-            </w:r>
-          </w:p>
-        </w:tc>
-        <w:tc>
-          <w:tcPr>
-            <w:tcW w:type="dxa" w:w="1440"/>
-          </w:tcPr>
-          <w:p>
-            <w:r>
-              <w:t>Khi cầu split-domain (M4) chết hoặc bị dừng, hệ thống phải có tín hiệu quan sát được (không im lặng) để người vận hành phát hiện, không chỉ phát hiện được gián tiếp qua timeout 30s của FSM.</w:t>
-            </w:r>
-          </w:p>
-        </w:tc>
-        <w:tc>
-          <w:tcPr>
-            <w:tcW w:type="dxa" w:w="1440"/>
-          </w:tcPr>
-          <w:p>
-            <w:r>
-              <w:t>Test</w:t>
-            </w:r>
-          </w:p>
-        </w:tc>
-        <w:tc>
-          <w:tcPr>
-            <w:tcW w:type="dxa" w:w="1440"/>
-          </w:tcPr>
-          <w:p>
-            <w:r>
-              <w:t>REQ_BOX_FEA_0003, REQ_UAV_FLY_0020 (toàn vẹn hợp đồng M4)</w:t>
-            </w:r>
-          </w:p>
-        </w:tc>
-        <w:tc>
-          <w:tcPr>
-            <w:tcW w:type="dxa" w:w="1440"/>
-          </w:tcPr>
-          <w:p>
-            <w:r>
-              <w:t>DES-11</w:t>
-            </w:r>
-          </w:p>
-        </w:tc>
-      </w:tr>
-      <w:tr>
-        <w:tc>
-          <w:tcPr>
-            <w:tcW w:type="dxa" w:w="1440"/>
-          </w:tcPr>
-          <w:p>
-            <w:r>
-              <w:t>REQ-M5-04</w:t>
-            </w:r>
-          </w:p>
-        </w:tc>
-        <w:tc>
-          <w:tcPr>
-            <w:tcW w:type="dxa" w:w="1440"/>
-          </w:tcPr>
-          <w:p>
-            <w:r>
-              <w:t>Phát hiện telemetry drone quá cũ</w:t>
-            </w:r>
-          </w:p>
-        </w:tc>
-        <w:tc>
-          <w:tcPr>
-            <w:tcW w:type="dxa" w:w="1440"/>
-          </w:tcPr>
-          <w:p>
-            <w:r>
-              <w:t>box phải phát hiện được khi drone_telemetry không cập nhật quá một ngưỡng thời gian trong lúc đang WAITING_FOR_LANDING, và cảnh báo được (không đổi hành vi FSM).</w:t>
-            </w:r>
-          </w:p>
-        </w:tc>
-        <w:tc>
-          <w:tcPr>
-            <w:tcW w:type="dxa" w:w="1440"/>
-          </w:tcPr>
-          <w:p>
-            <w:r>
-              <w:t>Test</w:t>
-            </w:r>
-          </w:p>
-        </w:tc>
-        <w:tc>
-          <w:tcPr>
-            <w:tcW w:type="dxa" w:w="1440"/>
-          </w:tcPr>
-          <w:p>
-            <w:r>
-              <w:t>REQ_BOX_FEA_0003, REQ_UAV_FLY_0020 (toàn vẹn hợp đồng M4)</w:t>
-            </w:r>
-          </w:p>
-        </w:tc>
-        <w:tc>
-          <w:tcPr>
-            <w:tcW w:type="dxa" w:w="1440"/>
-          </w:tcPr>
-          <w:p>
-            <w:r>
-              <w:t>DES-12</w:t>
-            </w:r>
-          </w:p>
-        </w:tc>
-      </w:tr>
-      <w:tr>
-        <w:tc>
-          <w:tcPr>
-            <w:tcW w:type="dxa" w:w="1440"/>
-          </w:tcPr>
-          <w:p>
-            <w:r>
-              <w:t>REQ-M5-05</w:t>
-            </w:r>
-          </w:p>
-        </w:tc>
-        <w:tc>
-          <w:tcPr>
-            <w:tcW w:type="dxa" w:w="1440"/>
-          </w:tcPr>
-          <w:p>
-            <w:r>
-              <w:t>Repo đóng gói không chứa rác ngoài cây build</w:t>
-            </w:r>
-          </w:p>
-        </w:tc>
-        <w:tc>
-          <w:tcPr>
-            <w:tcW w:type="dxa" w:w="1440"/>
-          </w:tcPr>
-          <w:p>
-            <w:r>
-              <w:t>Cây thư mục đóng gói (repo + máy phát triển) không được chứa bản sao cũ/rác không cần thiết ngoài cây build — hoặc nếu còn (việc dở của người khác), phải được xác định rõ và không lẫn vào sản phẩm giao.</w:t>
-            </w:r>
-          </w:p>
-        </w:tc>
-        <w:tc>
-          <w:tcPr>
-            <w:tcW w:type="dxa" w:w="1440"/>
-          </w:tcPr>
-          <w:p>
-            <w:r>
-              <w:t>Inspection</w:t>
-            </w:r>
-          </w:p>
-        </w:tc>
-        <w:tc>
-          <w:tcPr>
-            <w:tcW w:type="dxa" w:w="1440"/>
-          </w:tcPr>
-          <w:p>
-            <w:r>
-              <w:t>DoD Milestone M5 (mục 3).</w:t>
-            </w:r>
-          </w:p>
-        </w:tc>
-        <w:tc>
-          <w:tcPr>
-            <w:tcW w:type="dxa" w:w="1440"/>
-          </w:tcPr>
-          <w:p>
-            <w:r>
-              <w:t>—</w:t>
-            </w:r>
+            <w:r/>
           </w:p>
         </w:tc>
       </w:tr>
@@ -1987,7 +1349,7 @@
           </w:tcPr>
           <w:p>
             <w:r>
-              <w:t>REQ-M1-01, REQ-M1-02, REQ-M1-03, REQ-M1-04</w:t>
+              <w:t>REQ_DIB_BOX_STATE_001, REQ_DIB_BOX_STATE_003</w:t>
             </w:r>
           </w:p>
         </w:tc>
@@ -2029,7 +1391,7 @@
           </w:tcPr>
           <w:p>
             <w:r>
-              <w:t>REQ-M2-01, REQ-M2-02, REQ-M2-03, REQ-M2-04</w:t>
+              <w:t>REQ_DIB_BOX_STATE_002, REQ_DIB_BOX_STATE_004</w:t>
             </w:r>
           </w:p>
         </w:tc>
@@ -2071,7 +1433,7 @@
           </w:tcPr>
           <w:p>
             <w:r>
-              <w:t>REQ-M3-01, REQ-M3-02, REQ-M3-03, REQ-M3-04</w:t>
+              <w:t>REQ_DIB_BOX_STATE_001, REQ_DIB_COORD_001</w:t>
             </w:r>
           </w:p>
         </w:tc>
@@ -2113,7 +1475,7 @@
           </w:tcPr>
           <w:p>
             <w:r>
-              <w:t>REQ-M3-05, REQ-M4-03, REQ-M4-04</w:t>
+              <w:t>REQ_DIB_COORD_001, REQ_DIB_COORD_002, REQ_DIB_NET_002</w:t>
             </w:r>
           </w:p>
         </w:tc>
@@ -2155,7 +1517,7 @@
           </w:tcPr>
           <w:p>
             <w:r>
-              <w:t>REQ-M3-05</w:t>
+              <w:t>REQ_DIB_COORD_002</w:t>
             </w:r>
           </w:p>
         </w:tc>
@@ -2197,7 +1559,7 @@
           </w:tcPr>
           <w:p>
             <w:r>
-              <w:t>REQ-M4-01, REQ-M4-02</w:t>
+              <w:t>REQ_DIB_BOX_STATE_001, REQ_DIB_NET_001</w:t>
             </w:r>
           </w:p>
         </w:tc>
@@ -2239,7 +1601,7 @@
           </w:tcPr>
           <w:p>
             <w:r>
-              <w:t>REQ-M4-01, REQ-M4-02</w:t>
+              <w:t>REQ_DIB_BOX_STATE_001, REQ_DIB_NET_001</w:t>
             </w:r>
           </w:p>
         </w:tc>
@@ -2281,7 +1643,7 @@
           </w:tcPr>
           <w:p>
             <w:r>
-              <w:t>REQ-M4-02</w:t>
+              <w:t>REQ_DIB_BOX_STATE_003, REQ_DIB_NET_001</w:t>
             </w:r>
           </w:p>
         </w:tc>
@@ -2323,7 +1685,7 @@
           </w:tcPr>
           <w:p>
             <w:r>
-              <w:t>REQ-M4-05</w:t>
+              <w:t>REQ_DIB_NET_001 (giảm rủi ro triển khai — không bắt buộc bởi REQ nào trực tiếp)</w:t>
             </w:r>
           </w:p>
         </w:tc>
@@ -2365,7 +1727,7 @@
           </w:tcPr>
           <w:p>
             <w:r>
-              <w:t>REQ-M5-01</w:t>
+              <w:t>REQ_DIB_OPS_001</w:t>
             </w:r>
           </w:p>
         </w:tc>
@@ -2407,7 +1769,7 @@
           </w:tcPr>
           <w:p>
             <w:r>
-              <w:t>REQ-M5-03</w:t>
+              <w:t>REQ_DIB_NET_003</w:t>
             </w:r>
           </w:p>
         </w:tc>
@@ -2449,7 +1811,7 @@
           </w:tcPr>
           <w:p>
             <w:r>
-              <w:t>REQ-M5-04</w:t>
+              <w:t>REQ_DIB_NET_004</w:t>
             </w:r>
           </w:p>
         </w:tc>
